--- a/drafts/rustore/negolosom/negolosom-rustore.docx
+++ b/drafts/rustore/negolosom/negolosom-rustore.docx
@@ -375,7 +375,7 @@
       <w:r>
         <w:t xml:space="preserve">Текст получается таким, каким его произнесли, — с повторами и оговорками. Пересказывать, сокращать или переписывать его приложение не умеет, поэтому длинную расшифровку иногда стоит поправить перед отправкой. Если вам нужны такие функции, посмотрите другие </w:t>
       </w:r>
-      <w:hyperlink w:history="1" r:id="rIdo7a5wltvwza5xdyjr3pyb">
+      <w:hyperlink w:history="1" r:id="rIdq_ywodgqxl9vepygavw6n">
         <w:r>
           <w:rPr>
             <w:rStyle w:val="Hyperlink"/>
@@ -398,7 +398,7 @@
       </w:r>
     </w:p>
     <w:p>
-      <w:hyperlink w:history="1" r:id="rId-pxc7-oougardqijsbllg">
+      <w:hyperlink w:history="1" r:id="rIdwckrutzzdoqsqx2fqvlfw">
         <w:r>
           <w:rPr>
             <w:rStyle w:val="Hyperlink"/>
@@ -712,7 +712,11 @@
         <w:szCs w:val="22"/>
       </w:rPr>
     </w:rPrDefault>
-    <w:pPrDefault/>
+    <w:pPrDefault>
+      <w:pPr>
+        <w:spacing w:after="200" w:line="300"/>
+      </w:pPr>
+    </w:pPrDefault>
   </w:docDefaults>
   <w:style w:type="paragraph" w:styleId="Title">
     <w:name w:val="Title"/>
@@ -891,7 +895,8 @@
     <w:next w:val="Normal"/>
     <w:qFormat/>
     <w:pPr>
-      <w:spacing w:after="120" w:before="240"/>
+      <w:keepNext/>
+      <w:spacing w:after="160" w:before="400"/>
       <w:outlineLvl w:val="0"/>
     </w:pPr>
     <w:rPr>

--- a/drafts/rustore/negolosom/negolosom-rustore.docx
+++ b/drafts/rustore/negolosom/negolosom-rustore.docx
@@ -375,7 +375,7 @@
       <w:r>
         <w:t xml:space="preserve">Текст получается таким, каким его произнесли, — с повторами и оговорками. Пересказывать, сокращать или переписывать его приложение не умеет, поэтому длинную расшифровку иногда стоит поправить перед отправкой. Если вам нужны такие функции, посмотрите другие </w:t>
       </w:r>
-      <w:hyperlink w:history="1" r:id="rIdq_ywodgqxl9vepygavw6n">
+      <w:hyperlink w:history="1" r:id="rIdgxtkis9pniilo1lmrah7x">
         <w:r>
           <w:rPr>
             <w:rStyle w:val="Hyperlink"/>
@@ -398,7 +398,7 @@
       </w:r>
     </w:p>
     <w:p>
-      <w:hyperlink w:history="1" r:id="rIdwckrutzzdoqsqx2fqvlfw">
+      <w:hyperlink w:history="1" r:id="rIdgo7nmp_vqpijgyrstezg-">
         <w:r>
           <w:rPr>
             <w:rStyle w:val="Hyperlink"/>

--- a/drafts/rustore/negolosom/negolosom-rustore.docx
+++ b/drafts/rustore/negolosom/negolosom-rustore.docx
@@ -375,7 +375,7 @@
       <w:r>
         <w:t xml:space="preserve">Текст получается таким, каким его произнесли, — с повторами и оговорками. Пересказывать, сокращать или переписывать его приложение не умеет, поэтому длинную расшифровку иногда стоит поправить перед отправкой. Если вам нужны такие функции, посмотрите другие </w:t>
       </w:r>
-      <w:hyperlink w:history="1" r:id="rIdgxtkis9pniilo1lmrah7x">
+      <w:hyperlink w:history="1" r:id="rId3txpldkv8a-4w12kg_sze">
         <w:r>
           <w:rPr>
             <w:rStyle w:val="Hyperlink"/>
@@ -398,7 +398,7 @@
       </w:r>
     </w:p>
     <w:p>
-      <w:hyperlink w:history="1" r:id="rIdgo7nmp_vqpijgyrstezg-">
+      <w:hyperlink w:history="1" r:id="rIdaq5a8gwx4tckamhs-n7do">
         <w:r>
           <w:rPr>
             <w:rStyle w:val="Hyperlink"/>

--- a/drafts/rustore/negolosom/negolosom-rustore.docx
+++ b/drafts/rustore/negolosom/negolosom-rustore.docx
@@ -32,7 +32,7 @@
     </w:p>
     <w:p>
       <w:r>
-        <w:t xml:space="preserve">Трёхминутное голосовое легко записать на ходу. Тому, кто его получил, придётся искать наушники, тихое место и те же три минуты. Многим уже после двадцати секунд хочется просто прочитать текст. Приложение «Не пиши голосовое!» переводит речь в текст прямо на смартфоне, и интернет для этого не нужен. Расшифровать можно свои заметки, присланные голосовые, лекции и даже видео.</w:t>
+        <w:t xml:space="preserve">Голосовое на 3 минуты легко записать на ходу. Тому, кто его получил, придётся искать наушники, тихое место и те же 3 минуты. Многим уже после 20 секунд хочется просто прочитать текст. Приложение «Не пиши голосовое!» переводит речь в текст прямо на смартфоне, и интернет для этого не нужен. Расшифровать можно свои заметки, присланные голосовые, лекции и даже видео.</w:t>
       </w:r>
     </w:p>
     <w:p>
@@ -110,7 +110,7 @@
     </w:p>
     <w:p>
       <w:r>
-        <w:t xml:space="preserve">Моделей две. Для русского языка — GigaAM v3 от Сбера: её обучали на русской речи, весит она около 214 МБ. Для английского, немецкого, китайского, казахского, украинского и ещё десяти языков — Whisper small, около 358 МБ. Скачивать обе необязательно. Если вы говорите только по-русски, хватит первой, а вторую можно докачать позже в настройках.</w:t>
+        <w:t xml:space="preserve">Моделей две. Для русского языка — GigaAM v3 от Сбера: её обучали на русской речи, весит она около 214 МБ. Для английского, немецкого, китайского, казахского, украинского и ещё 10 языков — Whisper small, около 358 МБ. Скачивать обе необязательно. Если вы говорите только по-русски, хватит первой, а вторую можно докачать позже в настройках.</w:t>
       </w:r>
     </w:p>
     <w:p>
@@ -270,12 +270,12 @@
     </w:p>
     <w:p>
       <w:r>
-        <w:t xml:space="preserve">Из видео приложение берёт только звуковую дорожку, поэтому получасовой ролик занимает в памяти мегабайты вместо сотен. Под датой записи видно имя исходного файла, так что её легко найти потом.</w:t>
-      </w:r>
-    </w:p>
-    <w:p>
-      <w:r>
-        <w:t xml:space="preserve">Длинные записи расшифровываются целиком. Приложение можно свернуть или заблокировать экран — расшифровка продолжится в фоне. В отзывах пользователи пишут, что расшифровывают так лекции, диктофонные записи и файлы длиннее трёх часов.</w:t>
+        <w:t xml:space="preserve">Из видео приложение берёт только звуковую дорожку, поэтому ролик на 30 минут занимает в памяти мегабайты вместо сотен. Под датой записи видно имя исходного файла, так что её легко найти потом.</w:t>
+      </w:r>
+    </w:p>
+    <w:p>
+      <w:r>
+        <w:t xml:space="preserve">Длинные записи расшифровываются целиком. Приложение можно свернуть или заблокировать экран — расшифровка продолжится в фоне. В отзывах пользователи пишут, что расшифровывают так лекции, диктофонные записи и файлы длиннее 3 часов.</w:t>
       </w:r>
     </w:p>
     <w:p>
@@ -375,7 +375,7 @@
       <w:r>
         <w:t xml:space="preserve">Текст получается таким, каким его произнесли, — с повторами и оговорками. Пересказывать, сокращать или переписывать его приложение не умеет, поэтому длинную расшифровку иногда стоит поправить перед отправкой. Если вам нужны такие функции, посмотрите другие </w:t>
       </w:r>
-      <w:hyperlink w:history="1" r:id="rId3txpldkv8a-4w12kg_sze">
+      <w:hyperlink w:history="1" r:id="rIdqy_rckl0mo7so0ujqyiqq">
         <w:r>
           <w:rPr>
             <w:rStyle w:val="Hyperlink"/>
@@ -398,7 +398,7 @@
       </w:r>
     </w:p>
     <w:p>
-      <w:hyperlink w:history="1" r:id="rIdaq5a8gwx4tckamhs-n7do">
+      <w:hyperlink w:history="1" r:id="rIdyzh_2q63fz6kcdvr3wz6m">
         <w:r>
           <w:rPr>
             <w:rStyle w:val="Hyperlink"/>
